--- a/paper-amc/highlights.docx
+++ b/paper-amc/highlights.docx
@@ -20,7 +20,7 @@
     </w:p>
     <w:p>
       <w:r>
-        <w:t>Trung-Kiet Huynh, Minh Dao Sy Duy, Chi-Nguyen Tran</w:t>
+        <w:t>Trung-Kiet Huynh, Dao Sy Duy Minh, Chi-Nguyen Tran</w:t>
       </w:r>
     </w:p>
     <w:p>

--- a/paper-amc/highlights.docx
+++ b/paper-amc/highlights.docx
@@ -52,7 +52,7 @@
         <w:pStyle w:val="ListBullet"/>
       </w:pPr>
       <w:r>
-        <w:t>Two per-hand-off losses are minor alone and raise unsafe behaviour 18-fold together</w:t>
+        <w:t>Neither per-hand-off loss is dangerous alone; together they reach 0.32 unsafe</w:t>
       </w:r>
     </w:p>
     <w:p>

--- a/paper-amc/highlights.docx
+++ b/paper-amc/highlights.docx
@@ -15,7 +15,7 @@
         <w:rPr>
           <w:b/>
         </w:rPr>
-        <w:t>Delegation cascades: exact stationary analysis of an evolutionary game with strategic chain depth</w:t>
+        <w:t>Delegation cascades: stable stationary computation in an evolutionary game with strategic chain depth</w:t>
       </w:r>
     </w:p>
     <w:p>
@@ -44,7 +44,7 @@
         <w:pStyle w:val="ListBullet"/>
       </w:pPr>
       <w:r>
-        <w:t>An exact O(Z) scheme replaces a chain with 3x10^27 population states</w:t>
+        <w:t>A stable O(Z) scheme replaces a chain with 3x10^27 population states</w:t>
       </w:r>
     </w:p>
     <w:p>
@@ -52,7 +52,7 @@
         <w:pStyle w:val="ListBullet"/>
       </w:pPr>
       <w:r>
-        <w:t>Neither per-hand-off loss is dangerous alone; together they reach 0.32 unsafe</w:t>
+        <w:t>Transmission and attribution losses interact: together they reach 0.32 unsafe</w:t>
       </w:r>
     </w:p>
     <w:p>
@@ -60,7 +60,7 @@
         <w:pStyle w:val="ListBullet"/>
       </w:pPr>
       <w:r>
-        <w:t>A floor under attributed liability reproduces the frontier of a depth cap</w:t>
+        <w:t>A binding attribution floor closely matches a depth-cap frontier</w:t>
       </w:r>
     </w:p>
     <w:sectPr>

--- a/paper-amc/highlights.docx
+++ b/paper-amc/highlights.docx
@@ -15,12 +15,12 @@
         <w:rPr>
           <w:b/>
         </w:rPr>
-        <w:t>Delegation cascades: stable stationary computation in an evolutionary game with strategic chain depth</w:t>
+        <w:t>Delegation cascades in evolutionary games: stable computation with strategic depth</w:t>
       </w:r>
     </w:p>
     <w:p>
       <w:r>
-        <w:t>Trung-Kiet Huynh, Dao Sy Duy Minh, Chi-Nguyen Tran</w:t>
+        <w:t>Trung-Kiet Huynh, Dao Sy Duy Minh, Chi-Nguyen Tran, Nguyen Lam Phu Quy, Pham Phu Hoa</w:t>
       </w:r>
     </w:p>
     <w:p>
@@ -28,7 +28,7 @@
         <w:pStyle w:val="ListBullet"/>
       </w:pPr>
       <w:r>
-        <w:t>Delegation depth becomes a strategic variable in an evolutionary race game</w:t>
+        <w:t>Strategic depth creates a liability shelter in evolutionary games</w:t>
       </w:r>
     </w:p>
     <w:p>
@@ -36,7 +36,7 @@
         <w:pStyle w:val="ListBullet"/>
       </w:pPr>
       <w:r>
-        <w:t>Realised harm saturates in depth while attributed harm decays geometrically</w:t>
+        <w:t>Maximum-shifted O(Z) fixation sums stabilise the reduced Markov chain</w:t>
       </w:r>
     </w:p>
     <w:p>
@@ -44,7 +44,7 @@
         <w:pStyle w:val="ListBullet"/>
       </w:pPr>
       <w:r>
-        <w:t>A stable O(Z) scheme replaces a chain with 3x10^27 population states</w:t>
+        <w:t>Joint erosion and attribution loss raise unsafe frequency from 0 to 0.322</w:t>
       </w:r>
     </w:p>
     <w:p>
@@ -52,15 +52,7 @@
         <w:pStyle w:val="ListBullet"/>
       </w:pPr>
       <w:r>
-        <w:t>Transmission and attribution losses interact: together they reach 0.32 unsafe</w:t>
-      </w:r>
-    </w:p>
-    <w:p>
-      <w:pPr>
-        <w:pStyle w:val="ListBullet"/>
-      </w:pPr>
-      <w:r>
-        <w:t>A binding attribution floor closely matches a depth-cap frontier</w:t>
+        <w:t>An attribution floor matches reachable depth-cap safety-payoff outcomes</w:t>
       </w:r>
     </w:p>
     <w:sectPr>

--- a/paper-amc/highlights.docx
+++ b/paper-amc/highlights.docx
@@ -19,8 +19,14 @@
       </w:r>
     </w:p>
     <w:p>
+      <w:pPr>
+        <w:jc w:val="left"/>
+      </w:pPr>
       <w:r>
-        <w:t>Trung-Kiet Huynh, Dao Sy Duy Minh, Chi-Nguyen Tran, Nguyen Lam Phu Quy, Pham Phu Hoa</w:t>
+        <w:rPr>
+          <w:sz w:val="19"/>
+        </w:rPr>
+        <w:t>Trung-Kiet Huynh, Dao-Sy Duy-Minh, Chi-Nguyen Tran, Nguyen Lam Phu Quy, Pham Phu Hoa</w:t>
       </w:r>
     </w:p>
     <w:p>
@@ -52,7 +58,7 @@
         <w:pStyle w:val="ListBullet"/>
       </w:pPr>
       <w:r>
-        <w:t>An attribution floor matches reachable depth-cap safety-payoff outcomes</w:t>
+        <w:t>A floor closely traces the depth-cap frontier over its attainable range</w:t>
       </w:r>
     </w:p>
     <w:sectPr>
